--- a/grc/docx/65.content.docx
+++ b/grc/docx/65.content.docx
@@ -7,7 +7,7 @@
       <w:pPr/>
       <w:r>
         <w:rPr>
-          <w:lang w:val="en_US" w:bidi="en_US"/>
+          <w:lang w:val="el_GR" w:bidi="el_GR"/>
         </w:rPr>
       </w:r>
     </w:p>
@@ -17,13 +17,13 @@
       </w:pPr>
       <w:r>
         <w:rPr>
-          <w:lang w:val="en_US" w:bidi="en_US"/>
+          <w:lang w:val="el_GR" w:bidi="el_GR"/>
         </w:rPr>
         <w:t>Resource: The SBL Greek New Testament</w:t>
       </w:r>
       <w:r>
         <w:rPr>
-          <w:lang w:val="en_US" w:bidi="en_US"/>
+          <w:lang w:val="el_GR" w:bidi="el_GR"/>
         </w:rPr>
       </w:r>
     </w:p>
@@ -31,26 +31,26 @@
       <w:pPr/>
       <w:r>
         <w:rPr>
-          <w:lang w:val="en_US" w:bidi="en_US"/>
+          <w:lang w:val="el_GR" w:bidi="el_GR"/>
         </w:rPr>
       </w:r>
       <w:r>
         <w:rPr>
           <w:b/>
-          <w:lang w:val="en_US" w:bidi="en_US"/>
+          <w:lang w:val="el_GR" w:bidi="el_GR"/>
         </w:rPr>
         <w:t>The SBL Greek New Testament</w:t>
       </w:r>
       <w:r>
         <w:rPr>
-          <w:lang w:val="en_US" w:bidi="en_US"/>
+          <w:lang w:val="el_GR" w:bidi="el_GR"/>
         </w:rPr>
         <w:t xml:space="preserve"> © 2010 </w:t>
       </w:r>
       <w:hyperlink r:id="rId13">
         <w:r>
           <w:rPr>
-            <w:lang w:val="en_US" w:bidi="en_US"/>
+            <w:lang w:val="el_GR" w:bidi="el_GR"/>
           </w:rPr>
           <w:rPr>
             <w:color w:val="0000EE"/>
@@ -61,14 +61,14 @@
       </w:hyperlink>
       <w:r>
         <w:rPr>
-          <w:lang w:val="en_US" w:bidi="en_US"/>
+          <w:lang w:val="el_GR" w:bidi="el_GR"/>
         </w:rPr>
         <w:t xml:space="preserve">, licensed under a </w:t>
       </w:r>
       <w:hyperlink r:id="rId14">
         <w:r>
           <w:rPr>
-            <w:lang w:val="en_US" w:bidi="en_US"/>
+            <w:lang w:val="el_GR" w:bidi="el_GR"/>
           </w:rPr>
           <w:rPr>
             <w:color w:val="0000EE"/>
@@ -79,18 +79,18 @@
       </w:hyperlink>
       <w:r>
         <w:rPr>
-          <w:lang w:val="en_US" w:bidi="en_US"/>
+          <w:lang w:val="el_GR" w:bidi="el_GR"/>
         </w:rPr>
         <w:t>.</w:t>
       </w:r>
       <w:r>
         <w:rPr>
-          <w:lang w:val="en_US" w:bidi="en_US"/>
-        </w:rPr>
-      </w:r>
-      <w:r>
-        <w:rPr>
-          <w:lang w:val="en_US" w:bidi="en_US"/>
+          <w:lang w:val="el_GR" w:bidi="el_GR"/>
+        </w:rPr>
+      </w:r>
+      <w:r>
+        <w:rPr>
+          <w:lang w:val="el_GR" w:bidi="el_GR"/>
         </w:rPr>
       </w:r>
     </w:p>
@@ -100,7 +100,7 @@
       </w:pPr>
       <w:r>
         <w:rPr>
-          <w:lang w:val="en_US" w:bidi="en_US"/>
+          <w:lang w:val="el_GR" w:bidi="el_GR"/>
         </w:rPr>
         <w:t>The SBL Greek New Testament</w:t>
       </w:r>
@@ -127,7 +127,7 @@
       <w:pPr/>
       <w:r>
         <w:rPr>
-          <w:lang w:val="en_US" w:bidi="en_US"/>
+          <w:lang w:val="el_GR" w:bidi="el_GR"/>
         </w:rPr>
       </w:r>
     </w:p>
@@ -137,7 +137,7 @@
       </w:pPr>
       <w:r>
         <w:rPr>
-          <w:lang w:val="en_US" w:bidi="en_US"/>
+          <w:lang w:val="el_GR" w:bidi="el_GR"/>
         </w:rPr>
       </w:r>
     </w:p>
@@ -145,23 +145,23 @@
       <w:pPr/>
       <w:r>
         <w:rPr>
-          <w:lang w:val="en_US" w:bidi="en_US"/>
-        </w:rPr>
-      </w:r>
-      <w:r>
-        <w:rPr>
-          <w:lang w:val="en_US" w:bidi="en_US"/>
+          <w:lang w:val="el_GR" w:bidi="el_GR"/>
+        </w:rPr>
+      </w:r>
+      <w:r>
+        <w:rPr>
+          <w:lang w:val="el_GR" w:bidi="el_GR"/>
         </w:rPr>
         <w:t xml:space="preserve"> </w:t>
       </w:r>
       <w:r>
         <w:rPr>
-          <w:lang w:val="en_US" w:bidi="en_US"/>
-        </w:rPr>
-      </w:r>
-      <w:r>
-        <w:rPr>
-          <w:lang w:val="en_US" w:bidi="en_US"/>
+          <w:lang w:val="el_GR" w:bidi="el_GR"/>
+        </w:rPr>
+      </w:r>
+      <w:r>
+        <w:rPr>
+          <w:lang w:val="el_GR" w:bidi="el_GR"/>
         </w:rPr>
       </w:r>
     </w:p>
@@ -186,13 +186,13 @@
       </w:pPr>
       <w:r>
         <w:rPr>
-          <w:lang w:val="en_US" w:bidi="en_US"/>
+          <w:lang w:val="el_GR" w:bidi="el_GR"/>
         </w:rPr>
         <w:t>Jude 1:1</w:t>
       </w:r>
       <w:r>
         <w:rPr>
-          <w:lang w:val="en_US" w:bidi="en_US"/>
+          <w:lang w:val="el_GR" w:bidi="el_GR"/>
         </w:rPr>
       </w:r>
     </w:p>
@@ -200,19 +200,19 @@
       <w:pPr/>
       <w:r>
         <w:rPr>
-          <w:lang w:val="en_US" w:bidi="en_US"/>
+          <w:lang w:val="el_GR" w:bidi="el_GR"/>
         </w:rPr>
       </w:r>
       <w:r>
         <w:rPr>
           <w:vertAlign w:val="superscript"/>
-          <w:lang w:val="en_US" w:bidi="en_US"/>
+          <w:lang w:val="el_GR" w:bidi="el_GR"/>
         </w:rPr>
         <w:t>1</w:t>
       </w:r>
       <w:r>
         <w:rPr>
-          <w:lang w:val="en_US" w:bidi="en_US"/>
+          <w:lang w:val="el_GR" w:bidi="el_GR"/>
         </w:rPr>
         <w:t xml:space="preserve"> Ἰούδας Ἰησοῦ Χριστοῦ δοῦλος, ἀδελφὸς δὲ Ἰακώβου, τοῖς ἐν θεῷ πατρὶ ἠγαπημένοις καὶ Ἰησοῦ Χριστῷ τετηρημένοις κλητοῖς·</w:t>
       </w:r>
@@ -221,19 +221,19 @@
       <w:pPr/>
       <w:r>
         <w:rPr>
-          <w:lang w:val="en_US" w:bidi="en_US"/>
+          <w:lang w:val="el_GR" w:bidi="el_GR"/>
         </w:rPr>
       </w:r>
       <w:r>
         <w:rPr>
           <w:vertAlign w:val="superscript"/>
-          <w:lang w:val="en_US" w:bidi="en_US"/>
+          <w:lang w:val="el_GR" w:bidi="el_GR"/>
         </w:rPr>
         <w:t>2</w:t>
       </w:r>
       <w:r>
         <w:rPr>
-          <w:lang w:val="en_US" w:bidi="en_US"/>
+          <w:lang w:val="el_GR" w:bidi="el_GR"/>
         </w:rPr>
         <w:t xml:space="preserve"> ἔλεος ὑμῖν καὶ εἰρήνη καὶ ἀγάπη πληθυνθείη.</w:t>
       </w:r>
@@ -242,19 +242,19 @@
       <w:pPr/>
       <w:r>
         <w:rPr>
-          <w:lang w:val="en_US" w:bidi="en_US"/>
+          <w:lang w:val="el_GR" w:bidi="el_GR"/>
         </w:rPr>
       </w:r>
       <w:r>
         <w:rPr>
           <w:vertAlign w:val="superscript"/>
-          <w:lang w:val="en_US" w:bidi="en_US"/>
+          <w:lang w:val="el_GR" w:bidi="el_GR"/>
         </w:rPr>
         <w:t>3</w:t>
       </w:r>
       <w:r>
         <w:rPr>
-          <w:lang w:val="en_US" w:bidi="en_US"/>
+          <w:lang w:val="el_GR" w:bidi="el_GR"/>
         </w:rPr>
         <w:t xml:space="preserve"> Ἀγαπητοί, πᾶσαν σπουδὴν ποιούμενος γράφειν ὑμῖν περὶ τῆς κοινῆς ἡμῶν σωτηρίας ἀνάγκην ἔσχον γράψαι ὑμῖν παρακαλῶν ἐπαγωνίζεσθαι τῇ ἅπαξ παραδοθείσῃ τοῖς ἁγίοις πίστει.</w:t>
       </w:r>
@@ -263,19 +263,19 @@
       <w:pPr/>
       <w:r>
         <w:rPr>
-          <w:lang w:val="en_US" w:bidi="en_US"/>
+          <w:lang w:val="el_GR" w:bidi="el_GR"/>
         </w:rPr>
       </w:r>
       <w:r>
         <w:rPr>
           <w:vertAlign w:val="superscript"/>
-          <w:lang w:val="en_US" w:bidi="en_US"/>
+          <w:lang w:val="el_GR" w:bidi="el_GR"/>
         </w:rPr>
         <w:t>4</w:t>
       </w:r>
       <w:r>
         <w:rPr>
-          <w:lang w:val="en_US" w:bidi="en_US"/>
+          <w:lang w:val="el_GR" w:bidi="el_GR"/>
         </w:rPr>
         <w:t xml:space="preserve"> παρεισέδυσαν γάρ τινες ἄνθρωποι, οἱ πάλαι προγεγραμμένοι εἰς τοῦτο τὸ κρίμα, ἀσεβεῖς, τὴν τοῦ θεοῦ ἡμῶν χάριτα μετατιθέντες εἰς ἀσέλγειαν καὶ τὸν μόνον δεσπότην καὶ κύριον ἡμῶν Ἰησοῦν Χριστὸν ἀρνούμενοι.</w:t>
       </w:r>
@@ -284,19 +284,19 @@
       <w:pPr/>
       <w:r>
         <w:rPr>
-          <w:lang w:val="en_US" w:bidi="en_US"/>
+          <w:lang w:val="el_GR" w:bidi="el_GR"/>
         </w:rPr>
       </w:r>
       <w:r>
         <w:rPr>
           <w:vertAlign w:val="superscript"/>
-          <w:lang w:val="en_US" w:bidi="en_US"/>
+          <w:lang w:val="el_GR" w:bidi="el_GR"/>
         </w:rPr>
         <w:t>5</w:t>
       </w:r>
       <w:r>
         <w:rPr>
-          <w:lang w:val="en_US" w:bidi="en_US"/>
+          <w:lang w:val="el_GR" w:bidi="el_GR"/>
         </w:rPr>
         <w:t xml:space="preserve"> Ὑπομνῆσαι δὲ ὑμᾶς βούλομαι, εἰδότας ὑμᾶς ἅπαξ πάντα, ὅτι Ἰησοῦς λαὸν ἐκ γῆς Αἰγύπτου σώσας τὸ δεύτερον τοὺς μὴ πιστεύσαντας ἀπώλεσεν,</w:t>
       </w:r>
@@ -305,19 +305,19 @@
       <w:pPr/>
       <w:r>
         <w:rPr>
-          <w:lang w:val="en_US" w:bidi="en_US"/>
+          <w:lang w:val="el_GR" w:bidi="el_GR"/>
         </w:rPr>
       </w:r>
       <w:r>
         <w:rPr>
           <w:vertAlign w:val="superscript"/>
-          <w:lang w:val="en_US" w:bidi="en_US"/>
+          <w:lang w:val="el_GR" w:bidi="el_GR"/>
         </w:rPr>
         <w:t>6</w:t>
       </w:r>
       <w:r>
         <w:rPr>
-          <w:lang w:val="en_US" w:bidi="en_US"/>
+          <w:lang w:val="el_GR" w:bidi="el_GR"/>
         </w:rPr>
         <w:t xml:space="preserve"> ἀγγέλους τε τοὺς μὴ τηρήσαντας τὴν ἑαυτῶν ἀρχὴν ἀλλὰ ἀπολιπόντας τὸ ἴδιον οἰκητήριον εἰς κρίσιν μεγάλης ἡμέρας δεσμοῖς ἀϊδίοις ὑπὸ ζόφον τετήρηκεν·</w:t>
       </w:r>
@@ -326,19 +326,19 @@
       <w:pPr/>
       <w:r>
         <w:rPr>
-          <w:lang w:val="en_US" w:bidi="en_US"/>
+          <w:lang w:val="el_GR" w:bidi="el_GR"/>
         </w:rPr>
       </w:r>
       <w:r>
         <w:rPr>
           <w:vertAlign w:val="superscript"/>
-          <w:lang w:val="en_US" w:bidi="en_US"/>
+          <w:lang w:val="el_GR" w:bidi="el_GR"/>
         </w:rPr>
         <w:t>7</w:t>
       </w:r>
       <w:r>
         <w:rPr>
-          <w:lang w:val="en_US" w:bidi="en_US"/>
+          <w:lang w:val="el_GR" w:bidi="el_GR"/>
         </w:rPr>
         <w:t xml:space="preserve"> ὡς Σόδομα καὶ Γόμορρα καὶ αἱ περὶ αὐτὰς πόλεις, τὸν ὅμοιον τρόπον τούτοις ἐκπορνεύσασαι καὶ ἀπελθοῦσαι ὀπίσω σαρκὸς ἑτέρας, πρόκεινται δεῖγμα πυρὸς αἰωνίου δίκην ὑπέχουσαι.</w:t>
       </w:r>
@@ -347,19 +347,19 @@
       <w:pPr/>
       <w:r>
         <w:rPr>
-          <w:lang w:val="en_US" w:bidi="en_US"/>
+          <w:lang w:val="el_GR" w:bidi="el_GR"/>
         </w:rPr>
       </w:r>
       <w:r>
         <w:rPr>
           <w:vertAlign w:val="superscript"/>
-          <w:lang w:val="en_US" w:bidi="en_US"/>
+          <w:lang w:val="el_GR" w:bidi="el_GR"/>
         </w:rPr>
         <w:t>8</w:t>
       </w:r>
       <w:r>
         <w:rPr>
-          <w:lang w:val="en_US" w:bidi="en_US"/>
+          <w:lang w:val="el_GR" w:bidi="el_GR"/>
         </w:rPr>
         <w:t xml:space="preserve"> Ὁμοίως μέντοι καὶ οὗτοι ἐνυπνιαζόμενοι σάρκα μὲν μιαίνουσιν, κυριότητα δὲ ἀθετοῦσιν, δόξας δὲ βλασφημοῦσιν.</w:t>
       </w:r>
@@ -368,19 +368,19 @@
       <w:pPr/>
       <w:r>
         <w:rPr>
-          <w:lang w:val="en_US" w:bidi="en_US"/>
+          <w:lang w:val="el_GR" w:bidi="el_GR"/>
         </w:rPr>
       </w:r>
       <w:r>
         <w:rPr>
           <w:vertAlign w:val="superscript"/>
-          <w:lang w:val="en_US" w:bidi="en_US"/>
+          <w:lang w:val="el_GR" w:bidi="el_GR"/>
         </w:rPr>
         <w:t>9</w:t>
       </w:r>
       <w:r>
         <w:rPr>
-          <w:lang w:val="en_US" w:bidi="en_US"/>
+          <w:lang w:val="el_GR" w:bidi="el_GR"/>
         </w:rPr>
         <w:t xml:space="preserve"> ὁ δὲ Μιχαὴλ ὁ ἀρχάγγελος, ὅτε τῷ διαβόλῳ διακρινόμενος διελέγετο περὶ τοῦ Μωϋσέως σώματος, οὐκ ἐτόλμησεν κρίσιν ἐπενεγκεῖν βλασφημίας, ἀλλὰ εἶπεν· Ἐπιτιμήσαι σοι κύριος.</w:t>
       </w:r>
@@ -389,19 +389,19 @@
       <w:pPr/>
       <w:r>
         <w:rPr>
-          <w:lang w:val="en_US" w:bidi="en_US"/>
+          <w:lang w:val="el_GR" w:bidi="el_GR"/>
         </w:rPr>
       </w:r>
       <w:r>
         <w:rPr>
           <w:vertAlign w:val="superscript"/>
-          <w:lang w:val="en_US" w:bidi="en_US"/>
+          <w:lang w:val="el_GR" w:bidi="el_GR"/>
         </w:rPr>
         <w:t>10</w:t>
       </w:r>
       <w:r>
         <w:rPr>
-          <w:lang w:val="en_US" w:bidi="en_US"/>
+          <w:lang w:val="el_GR" w:bidi="el_GR"/>
         </w:rPr>
         <w:t xml:space="preserve"> οὗτοι δὲ ὅσα μὲν οὐκ οἴδασιν βλασφημοῦσιν, ὅσα δὲ φυσικῶς ὡς τὰ ἄλογα ζῷα ἐπίστανται, ἐν τούτοις φθείρονται.</w:t>
       </w:r>
@@ -410,19 +410,19 @@
       <w:pPr/>
       <w:r>
         <w:rPr>
-          <w:lang w:val="en_US" w:bidi="en_US"/>
+          <w:lang w:val="el_GR" w:bidi="el_GR"/>
         </w:rPr>
       </w:r>
       <w:r>
         <w:rPr>
           <w:vertAlign w:val="superscript"/>
-          <w:lang w:val="en_US" w:bidi="en_US"/>
+          <w:lang w:val="el_GR" w:bidi="el_GR"/>
         </w:rPr>
         <w:t>11</w:t>
       </w:r>
       <w:r>
         <w:rPr>
-          <w:lang w:val="en_US" w:bidi="en_US"/>
+          <w:lang w:val="el_GR" w:bidi="el_GR"/>
         </w:rPr>
         <w:t xml:space="preserve"> οὐαὶ αὐτοῖς, ὅτι τῇ ὁδῷ τοῦ Κάϊν ἐπορεύθησαν, καὶ τῇ πλάνῃ τοῦ Βαλαὰμ μισθοῦ ἐξεχύθησαν, καὶ τῇ ἀντιλογίᾳ τοῦ Κόρε ἀπώλοντο.</w:t>
       </w:r>
@@ -431,19 +431,19 @@
       <w:pPr/>
       <w:r>
         <w:rPr>
-          <w:lang w:val="en_US" w:bidi="en_US"/>
+          <w:lang w:val="el_GR" w:bidi="el_GR"/>
         </w:rPr>
       </w:r>
       <w:r>
         <w:rPr>
           <w:vertAlign w:val="superscript"/>
-          <w:lang w:val="en_US" w:bidi="en_US"/>
+          <w:lang w:val="el_GR" w:bidi="el_GR"/>
         </w:rPr>
         <w:t>12</w:t>
       </w:r>
       <w:r>
         <w:rPr>
-          <w:lang w:val="en_US" w:bidi="en_US"/>
+          <w:lang w:val="el_GR" w:bidi="el_GR"/>
         </w:rPr>
         <w:t xml:space="preserve"> οὗτοί εἰσιν οἱ ἐν ταῖς ἀγάπαις ὑμῶν σπιλάδες συνευωχούμενοι, ἀφόβως ἑαυτοὺς ποιμαίνοντες, νεφέλαι ἄνυδροι ὑπὸ ἀνέμων παραφερόμεναι, δένδρα φθινοπωρινὰ ἄκαρπα δὶς ἀποθανόντα ἐκριζωθέντα,</w:t>
       </w:r>
@@ -452,19 +452,19 @@
       <w:pPr/>
       <w:r>
         <w:rPr>
-          <w:lang w:val="en_US" w:bidi="en_US"/>
+          <w:lang w:val="el_GR" w:bidi="el_GR"/>
         </w:rPr>
       </w:r>
       <w:r>
         <w:rPr>
           <w:vertAlign w:val="superscript"/>
-          <w:lang w:val="en_US" w:bidi="en_US"/>
+          <w:lang w:val="el_GR" w:bidi="el_GR"/>
         </w:rPr>
         <w:t>13</w:t>
       </w:r>
       <w:r>
         <w:rPr>
-          <w:lang w:val="en_US" w:bidi="en_US"/>
+          <w:lang w:val="el_GR" w:bidi="el_GR"/>
         </w:rPr>
         <w:t xml:space="preserve"> κύματα ἄγρια θαλάσσης ἐπαφρίζοντα τὰς ἑαυτῶν αἰσχύνας, ἀστέρες πλανῆται οἷς ὁ ζόφος τοῦ σκότους εἰς αἰῶνα τετήρηται.</w:t>
       </w:r>
@@ -473,19 +473,19 @@
       <w:pPr/>
       <w:r>
         <w:rPr>
-          <w:lang w:val="en_US" w:bidi="en_US"/>
+          <w:lang w:val="el_GR" w:bidi="el_GR"/>
         </w:rPr>
       </w:r>
       <w:r>
         <w:rPr>
           <w:vertAlign w:val="superscript"/>
-          <w:lang w:val="en_US" w:bidi="en_US"/>
+          <w:lang w:val="el_GR" w:bidi="el_GR"/>
         </w:rPr>
         <w:t>14</w:t>
       </w:r>
       <w:r>
         <w:rPr>
-          <w:lang w:val="en_US" w:bidi="en_US"/>
+          <w:lang w:val="el_GR" w:bidi="el_GR"/>
         </w:rPr>
         <w:t xml:space="preserve"> Προεφήτευσεν δὲ καὶ τούτοις ἕβδομος ἀπὸ Ἀδὰμ Ἑνὼχ λέγων· Ἰδοὺ ἦλθεν κύριος ἐν ἁγίαις μυριάσιν αὐτοῦ,</w:t>
       </w:r>
@@ -494,19 +494,19 @@
       <w:pPr/>
       <w:r>
         <w:rPr>
-          <w:lang w:val="en_US" w:bidi="en_US"/>
+          <w:lang w:val="el_GR" w:bidi="el_GR"/>
         </w:rPr>
       </w:r>
       <w:r>
         <w:rPr>
           <w:vertAlign w:val="superscript"/>
-          <w:lang w:val="en_US" w:bidi="en_US"/>
+          <w:lang w:val="el_GR" w:bidi="el_GR"/>
         </w:rPr>
         <w:t>15</w:t>
       </w:r>
       <w:r>
         <w:rPr>
-          <w:lang w:val="en_US" w:bidi="en_US"/>
+          <w:lang w:val="el_GR" w:bidi="el_GR"/>
         </w:rPr>
         <w:t xml:space="preserve"> ποιῆσαι κρίσιν κατὰ πάντων καὶ ἐλέγξαι πάντας τοὺς ἀσεβεῖς περὶ πάντων τῶν ἔργων ἀσεβείας αὐτῶν ὧν ἠσέβησαν καὶ περὶ πάντων τῶν σκληρῶν ὧν ἐλάλησαν κατʼ αὐτοῦ ἁμαρτωλοὶ ἀσεβεῖς.</w:t>
       </w:r>
@@ -515,19 +515,19 @@
       <w:pPr/>
       <w:r>
         <w:rPr>
-          <w:lang w:val="en_US" w:bidi="en_US"/>
+          <w:lang w:val="el_GR" w:bidi="el_GR"/>
         </w:rPr>
       </w:r>
       <w:r>
         <w:rPr>
           <w:vertAlign w:val="superscript"/>
-          <w:lang w:val="en_US" w:bidi="en_US"/>
+          <w:lang w:val="el_GR" w:bidi="el_GR"/>
         </w:rPr>
         <w:t>16</w:t>
       </w:r>
       <w:r>
         <w:rPr>
-          <w:lang w:val="en_US" w:bidi="en_US"/>
+          <w:lang w:val="el_GR" w:bidi="el_GR"/>
         </w:rPr>
         <w:t xml:space="preserve"> οὗτοί εἰσιν γογγυσταί, μεμψίμοιροι, κατὰ τὰς ἐπιθυμίας αὐτῶν πορευόμενοι, καὶ τὸ στόμα αὐτῶν λαλεῖ ὑπέρογκα, θαυμάζοντες πρόσωπα ὠφελείας χάριν.</w:t>
       </w:r>
@@ -536,19 +536,19 @@
       <w:pPr/>
       <w:r>
         <w:rPr>
-          <w:lang w:val="en_US" w:bidi="en_US"/>
+          <w:lang w:val="el_GR" w:bidi="el_GR"/>
         </w:rPr>
       </w:r>
       <w:r>
         <w:rPr>
           <w:vertAlign w:val="superscript"/>
-          <w:lang w:val="en_US" w:bidi="en_US"/>
+          <w:lang w:val="el_GR" w:bidi="el_GR"/>
         </w:rPr>
         <w:t>17</w:t>
       </w:r>
       <w:r>
         <w:rPr>
-          <w:lang w:val="en_US" w:bidi="en_US"/>
+          <w:lang w:val="el_GR" w:bidi="el_GR"/>
         </w:rPr>
         <w:t xml:space="preserve"> Ὑμεῖς δέ, ἀγαπητοί, μνήσθητε τῶν ῥημάτων τῶν προειρημένων ὑπὸ τῶν ἀποστόλων τοῦ κυρίου ἡμῶν Ἰησοῦ Χριστοῦ·</w:t>
       </w:r>
@@ -557,19 +557,19 @@
       <w:pPr/>
       <w:r>
         <w:rPr>
-          <w:lang w:val="en_US" w:bidi="en_US"/>
+          <w:lang w:val="el_GR" w:bidi="el_GR"/>
         </w:rPr>
       </w:r>
       <w:r>
         <w:rPr>
           <w:vertAlign w:val="superscript"/>
-          <w:lang w:val="en_US" w:bidi="en_US"/>
+          <w:lang w:val="el_GR" w:bidi="el_GR"/>
         </w:rPr>
         <w:t>18</w:t>
       </w:r>
       <w:r>
         <w:rPr>
-          <w:lang w:val="en_US" w:bidi="en_US"/>
+          <w:lang w:val="el_GR" w:bidi="el_GR"/>
         </w:rPr>
         <w:t xml:space="preserve"> ὅτι ἔλεγον ὑμῖν· Ἐπʼ ἐσχάτου χρόνου ἔσονται ἐμπαῖκται κατὰ τὰς ἑαυτῶν ἐπιθυμίας πορευόμενοι τῶν ἀσεβειῶν.</w:t>
       </w:r>
@@ -578,19 +578,19 @@
       <w:pPr/>
       <w:r>
         <w:rPr>
-          <w:lang w:val="en_US" w:bidi="en_US"/>
+          <w:lang w:val="el_GR" w:bidi="el_GR"/>
         </w:rPr>
       </w:r>
       <w:r>
         <w:rPr>
           <w:vertAlign w:val="superscript"/>
-          <w:lang w:val="en_US" w:bidi="en_US"/>
+          <w:lang w:val="el_GR" w:bidi="el_GR"/>
         </w:rPr>
         <w:t>19</w:t>
       </w:r>
       <w:r>
         <w:rPr>
-          <w:lang w:val="en_US" w:bidi="en_US"/>
+          <w:lang w:val="el_GR" w:bidi="el_GR"/>
         </w:rPr>
         <w:t xml:space="preserve"> οὗτοί εἰσιν οἱ ἀποδιορίζοντες, ψυχικοί, πνεῦμα μὴ ἔχοντες.</w:t>
       </w:r>
@@ -599,19 +599,19 @@
       <w:pPr/>
       <w:r>
         <w:rPr>
-          <w:lang w:val="en_US" w:bidi="en_US"/>
+          <w:lang w:val="el_GR" w:bidi="el_GR"/>
         </w:rPr>
       </w:r>
       <w:r>
         <w:rPr>
           <w:vertAlign w:val="superscript"/>
-          <w:lang w:val="en_US" w:bidi="en_US"/>
+          <w:lang w:val="el_GR" w:bidi="el_GR"/>
         </w:rPr>
         <w:t>20</w:t>
       </w:r>
       <w:r>
         <w:rPr>
-          <w:lang w:val="en_US" w:bidi="en_US"/>
+          <w:lang w:val="el_GR" w:bidi="el_GR"/>
         </w:rPr>
         <w:t xml:space="preserve"> ὑμεῖς δέ, ἀγαπητοί, ἐποικοδομοῦντες ἑαυτοὺς τῇ ἁγιωτάτῃ ὑμῶν πίστει, ἐν πνεύματι ἁγίῳ προσευχόμενοι,</w:t>
       </w:r>
@@ -620,19 +620,19 @@
       <w:pPr/>
       <w:r>
         <w:rPr>
-          <w:lang w:val="en_US" w:bidi="en_US"/>
+          <w:lang w:val="el_GR" w:bidi="el_GR"/>
         </w:rPr>
       </w:r>
       <w:r>
         <w:rPr>
           <w:vertAlign w:val="superscript"/>
-          <w:lang w:val="en_US" w:bidi="en_US"/>
+          <w:lang w:val="el_GR" w:bidi="el_GR"/>
         </w:rPr>
         <w:t>21</w:t>
       </w:r>
       <w:r>
         <w:rPr>
-          <w:lang w:val="en_US" w:bidi="en_US"/>
+          <w:lang w:val="el_GR" w:bidi="el_GR"/>
         </w:rPr>
         <w:t xml:space="preserve"> ἑαυτοὺς ἐν ἀγάπῃ θεοῦ τηρήσατε προσδεχόμενοι τὸ ἔλεος τοῦ κυρίου ἡμῶν Ἰησοῦ Χριστοῦ εἰς ζωὴν αἰώνιον.</w:t>
       </w:r>
@@ -641,19 +641,19 @@
       <w:pPr/>
       <w:r>
         <w:rPr>
-          <w:lang w:val="en_US" w:bidi="en_US"/>
+          <w:lang w:val="el_GR" w:bidi="el_GR"/>
         </w:rPr>
       </w:r>
       <w:r>
         <w:rPr>
           <w:vertAlign w:val="superscript"/>
-          <w:lang w:val="en_US" w:bidi="en_US"/>
+          <w:lang w:val="el_GR" w:bidi="el_GR"/>
         </w:rPr>
         <w:t>22</w:t>
       </w:r>
       <w:r>
         <w:rPr>
-          <w:lang w:val="en_US" w:bidi="en_US"/>
+          <w:lang w:val="el_GR" w:bidi="el_GR"/>
         </w:rPr>
         <w:t xml:space="preserve"> καὶ οὓς μὲν ἐλεᾶτε διακρινομένους,</w:t>
       </w:r>
@@ -662,19 +662,19 @@
       <w:pPr/>
       <w:r>
         <w:rPr>
-          <w:lang w:val="en_US" w:bidi="en_US"/>
+          <w:lang w:val="el_GR" w:bidi="el_GR"/>
         </w:rPr>
       </w:r>
       <w:r>
         <w:rPr>
           <w:vertAlign w:val="superscript"/>
-          <w:lang w:val="en_US" w:bidi="en_US"/>
+          <w:lang w:val="el_GR" w:bidi="el_GR"/>
         </w:rPr>
         <w:t>23</w:t>
       </w:r>
       <w:r>
         <w:rPr>
-          <w:lang w:val="en_US" w:bidi="en_US"/>
+          <w:lang w:val="el_GR" w:bidi="el_GR"/>
         </w:rPr>
         <w:t xml:space="preserve"> οὓς δὲ σῴζετε ἐκ πυρὸς ἁρπάζοντες, οὓς δὲ ἐλεᾶτε ἐν φόβῳ, μισοῦντες καὶ τὸν ἀπὸ τῆς σαρκὸς ἐσπιλωμένον χιτῶνα.</w:t>
       </w:r>
@@ -683,19 +683,19 @@
       <w:pPr/>
       <w:r>
         <w:rPr>
-          <w:lang w:val="en_US" w:bidi="en_US"/>
+          <w:lang w:val="el_GR" w:bidi="el_GR"/>
         </w:rPr>
       </w:r>
       <w:r>
         <w:rPr>
           <w:vertAlign w:val="superscript"/>
-          <w:lang w:val="en_US" w:bidi="en_US"/>
+          <w:lang w:val="el_GR" w:bidi="el_GR"/>
         </w:rPr>
         <w:t>24</w:t>
       </w:r>
       <w:r>
         <w:rPr>
-          <w:lang w:val="en_US" w:bidi="en_US"/>
+          <w:lang w:val="el_GR" w:bidi="el_GR"/>
         </w:rPr>
         <w:t xml:space="preserve"> Τῷ δὲ δυναμένῳ φυλάξαι ὑμᾶς ἀπταίστους καὶ στῆσαι κατενώπιον τῆς δόξης αὐτοῦ ἀμώμους ἐν ἀγαλλιάσει</w:t>
       </w:r>
@@ -704,19 +704,19 @@
       <w:pPr/>
       <w:r>
         <w:rPr>
-          <w:lang w:val="en_US" w:bidi="en_US"/>
+          <w:lang w:val="el_GR" w:bidi="el_GR"/>
         </w:rPr>
       </w:r>
       <w:r>
         <w:rPr>
           <w:vertAlign w:val="superscript"/>
-          <w:lang w:val="en_US" w:bidi="en_US"/>
+          <w:lang w:val="el_GR" w:bidi="el_GR"/>
         </w:rPr>
         <w:t>25</w:t>
       </w:r>
       <w:r>
         <w:rPr>
-          <w:lang w:val="en_US" w:bidi="en_US"/>
+          <w:lang w:val="el_GR" w:bidi="el_GR"/>
         </w:rPr>
         <w:t xml:space="preserve"> μόνῳ θεῷ σωτῆρι ἡμῶν διὰ Ἰησοῦ Χριστοῦ τοῦ κυρίου ἡμῶν δόξα μεγαλωσύνη κράτος καὶ ἐξουσία πρὸ παντὸς τοῦ αἰῶνος καὶ νῦν καὶ εἰς πάντας τοὺς αἰῶνας· ἀμήν.</w:t>
       </w:r>
@@ -2621,7 +2621,7 @@
     <w:rPrDefault>
       <w:rPr>
         <w:rFonts w:ascii="Times New Roman" w:eastAsia="Times New Roman" w:hAnsi="Times New Roman" w:cs="Times New Roman"/>
-        <w:lang w:val="en_US" w:eastAsia="en-US" w:bidi="ar-SA"/>
+        <w:lang w:val="el_GR" w:eastAsia="en-US" w:bidi="ar-SA"/>
       </w:rPr>
     </w:rPrDefault>
     <w:pPrDefault/>
